--- a/オナーセミナー発表概要.docx
+++ b/オナーセミナー発表概要.docx
@@ -91,7 +91,7 @@
       <w:pPr>
         <w:jc w:val="right"/>
         <w:rPr>
-          <w:rFonts w:ascii="ＭＳ Ｐ明朝" w:eastAsia="ＭＳ Ｐ明朝" w:hAnsi="ＭＳ Ｐ明朝"/>
+          <w:rFonts w:ascii="ＭＳ Ｐ明朝" w:eastAsia="ＭＳ Ｐ明朝" w:hAnsi="ＭＳ Ｐ明朝" w:hint="eastAsia"/>
           <w:sz w:val="24"/>
         </w:rPr>
       </w:pPr>
@@ -101,7 +101,7 @@
         <w:ind w:left="420"/>
         <w:jc w:val="left"/>
         <w:rPr>
-          <w:rFonts w:ascii="ＭＳ Ｐ明朝" w:eastAsia="ＭＳ Ｐ明朝" w:hAnsi="ＭＳ Ｐ明朝" w:hint="eastAsia"/>
+          <w:rFonts w:ascii="ＭＳ Ｐ明朝" w:eastAsia="ＭＳ Ｐ明朝" w:hAnsi="ＭＳ Ｐ明朝"/>
           <w:sz w:val="24"/>
           <w:szCs w:val="22"/>
         </w:rPr>
@@ -1188,6 +1188,7 @@
   <w:style w:type="character" w:default="1" w:styleId="a0">
     <w:name w:val="Default Paragraph Font"/>
     <w:uiPriority w:val="1"/>
+    <w:semiHidden/>
     <w:unhideWhenUsed/>
   </w:style>
   <w:style w:type="table" w:default="1" w:styleId="a1">
